--- a/Knowledge/3-Work knowledge/1-Software Engineering/1-Software Engineering Fundamentals/5-My Source/4-Networks Devices/3-Types of Modems/3-Cable Modem.docx
+++ b/Knowledge/3-Work knowledge/1-Software Engineering/1-Software Engineering Fundamentals/5-My Source/4-Networks Devices/3-Types of Modems/3-Cable Modem.docx
@@ -4,44 +4,28 @@
   <w:body>
     <w:p>
       <w:pPr>
-        <w:keepNext/>
-        <w:keepLines/>
-        <w:spacing w:before="400" w:after="120" w:line="276" w:lineRule="auto"/>
-        <w:outlineLvl w:val="0"/>
-        <w:rPr>
-          <w:rFonts w:ascii="Arial" w:eastAsia="Arial" w:hAnsi="Arial" w:cs="Arial"/>
-          <w:kern w:val="0"/>
-          <w:sz w:val="40"/>
-          <w:szCs w:val="40"/>
-          <w:lang w:val="en"/>
-          <w14:ligatures w14:val="none"/>
+        <w:pStyle w:val="Heading1"/>
+        <w:rPr>
+          <w:rFonts w:eastAsia="Arial"/>
+          <w:lang w:val="en"/>
         </w:rPr>
       </w:pPr>
       <w:bookmarkStart w:id="0" w:name="_1f28yi8bqdm9" w:colFirst="0" w:colLast="0"/>
       <w:bookmarkEnd w:id="0"/>
       <w:r>
         <w:rPr>
-          <w:rFonts w:ascii="Arial" w:eastAsia="Arial" w:hAnsi="Arial" w:cs="Arial"/>
-          <w:kern w:val="0"/>
-          <w:sz w:val="40"/>
-          <w:szCs w:val="40"/>
-          <w:lang w:val="en"/>
-          <w14:ligatures w14:val="none"/>
+          <w:rFonts w:eastAsia="Arial"/>
+          <w:lang w:val="en"/>
         </w:rPr>
         <w:t>Cable Modem</w:t>
       </w:r>
     </w:p>
     <w:p>
       <w:pPr>
-        <w:spacing w:before="280" w:after="120" w:line="276" w:lineRule="auto"/>
-        <w:outlineLvl w:val="1"/>
-        <w:rPr>
-          <w:rFonts w:ascii="Arial" w:eastAsia="Arial" w:hAnsi="Arial" w:cs="Arial"/>
-          <w:kern w:val="0"/>
-          <w:sz w:val="32"/>
-          <w:szCs w:val="32"/>
-          <w:lang w:val="en"/>
-          <w14:ligatures w14:val="none"/>
+        <w:pStyle w:val="Heading2"/>
+        <w:rPr>
+          <w:rFonts w:eastAsia="Arial"/>
+          <w:lang w:val="en"/>
         </w:rPr>
       </w:pPr>
       <w:bookmarkStart w:id="1" w:name="_ig5rjuqqka3x" w:colFirst="0" w:colLast="0"/>
@@ -49,22 +33,14 @@
       <w:r>
         <w:rPr>
           <w:rFonts w:ascii="Segoe UI Emoji" w:eastAsia="Arial" w:hAnsi="Segoe UI Emoji" w:cs="Segoe UI Emoji"/>
-          <w:kern w:val="0"/>
-          <w:sz w:val="32"/>
-          <w:szCs w:val="32"/>
-          <w:lang w:val="en"/>
-          <w14:ligatures w14:val="none"/>
+          <w:lang w:val="en"/>
         </w:rPr>
         <w:t>📺</w:t>
       </w:r>
       <w:r>
         <w:rPr>
-          <w:rFonts w:ascii="Arial" w:eastAsia="Arial" w:hAnsi="Arial" w:cs="Arial"/>
-          <w:kern w:val="0"/>
-          <w:sz w:val="32"/>
-          <w:szCs w:val="32"/>
-          <w:lang w:val="en"/>
-          <w14:ligatures w14:val="none"/>
+          <w:rFonts w:eastAsia="Arial"/>
+          <w:lang w:val="en"/>
         </w:rPr>
         <w:t xml:space="preserve"> What is a Cable Modem?</w:t>
       </w:r>
@@ -106,6 +82,7 @@
         </w:rPr>
         <w:t xml:space="preserve">: </w:t>
       </w:r>
+      <w:proofErr w:type="spellStart"/>
       <w:r>
         <w:rPr>
           <w:rFonts w:ascii="Arial" w:eastAsia="Arial" w:hAnsi="Arial" w:cs="Arial"/>
@@ -117,7 +94,21 @@
           <w:lang w:val="en"/>
           <w14:ligatures w14:val="none"/>
         </w:rPr>
-        <w:t>Chatgpt (GPT</w:t>
+        <w:t>Chatgpt</w:t>
+      </w:r>
+      <w:proofErr w:type="spellEnd"/>
+      <w:r>
+        <w:rPr>
+          <w:rFonts w:ascii="Arial" w:eastAsia="Arial" w:hAnsi="Arial" w:cs="Arial"/>
+          <w:b/>
+          <w:kern w:val="0"/>
+          <w:sz w:val="22"/>
+          <w:szCs w:val="22"/>
+          <w:highlight w:val="darkGray"/>
+          <w:lang w:val="en"/>
+          <w14:ligatures w14:val="none"/>
+        </w:rPr>
+        <w:t xml:space="preserve"> (GPT</w:t>
       </w:r>
       <w:r>
         <w:rPr>
@@ -306,15 +297,10 @@
     </w:p>
     <w:p>
       <w:pPr>
-        <w:spacing w:before="280" w:after="120" w:line="276" w:lineRule="auto"/>
-        <w:outlineLvl w:val="1"/>
-        <w:rPr>
-          <w:rFonts w:ascii="Arial" w:eastAsia="Arial" w:hAnsi="Arial" w:cs="Arial"/>
-          <w:kern w:val="0"/>
-          <w:sz w:val="32"/>
-          <w:szCs w:val="32"/>
-          <w:lang w:val="en"/>
-          <w14:ligatures w14:val="none"/>
+        <w:pStyle w:val="Heading2"/>
+        <w:rPr>
+          <w:rFonts w:eastAsia="Arial"/>
+          <w:lang w:val="en"/>
         </w:rPr>
       </w:pPr>
       <w:bookmarkStart w:id="2" w:name="_hhwdptq2afuu" w:colFirst="0" w:colLast="0"/>
@@ -322,22 +308,14 @@
       <w:r>
         <w:rPr>
           <w:rFonts w:ascii="Segoe UI Emoji" w:eastAsia="Arial" w:hAnsi="Segoe UI Emoji" w:cs="Segoe UI Emoji"/>
-          <w:kern w:val="0"/>
-          <w:sz w:val="32"/>
-          <w:szCs w:val="32"/>
-          <w:lang w:val="en"/>
-          <w14:ligatures w14:val="none"/>
+          <w:lang w:val="en"/>
         </w:rPr>
         <w:t>🔧</w:t>
       </w:r>
       <w:r>
         <w:rPr>
-          <w:rFonts w:ascii="Arial" w:eastAsia="Arial" w:hAnsi="Arial" w:cs="Arial"/>
-          <w:kern w:val="0"/>
-          <w:sz w:val="32"/>
-          <w:szCs w:val="32"/>
-          <w:lang w:val="en"/>
-          <w14:ligatures w14:val="none"/>
+          <w:rFonts w:eastAsia="Arial"/>
+          <w:lang w:val="en"/>
         </w:rPr>
         <w:t xml:space="preserve"> What Does a Cable Modem Do?</w:t>
       </w:r>
@@ -379,6 +357,7 @@
         </w:rPr>
         <w:t xml:space="preserve">: </w:t>
       </w:r>
+      <w:proofErr w:type="spellStart"/>
       <w:r>
         <w:rPr>
           <w:rFonts w:ascii="Arial" w:eastAsia="Arial" w:hAnsi="Arial" w:cs="Arial"/>
@@ -390,7 +369,21 @@
           <w:lang w:val="en"/>
           <w14:ligatures w14:val="none"/>
         </w:rPr>
-        <w:t>Chatgpt (GPT</w:t>
+        <w:t>Chatgpt</w:t>
+      </w:r>
+      <w:proofErr w:type="spellEnd"/>
+      <w:r>
+        <w:rPr>
+          <w:rFonts w:ascii="Arial" w:eastAsia="Arial" w:hAnsi="Arial" w:cs="Arial"/>
+          <w:b/>
+          <w:kern w:val="0"/>
+          <w:sz w:val="22"/>
+          <w:szCs w:val="22"/>
+          <w:highlight w:val="darkGray"/>
+          <w:lang w:val="en"/>
+          <w14:ligatures w14:val="none"/>
+        </w:rPr>
+        <w:t xml:space="preserve"> (GPT</w:t>
       </w:r>
       <w:r>
         <w:rPr>
@@ -603,15 +596,10 @@
     </w:p>
     <w:p>
       <w:pPr>
-        <w:spacing w:before="280" w:after="120" w:line="276" w:lineRule="auto"/>
-        <w:outlineLvl w:val="1"/>
-        <w:rPr>
-          <w:rFonts w:ascii="Arial" w:eastAsia="Arial" w:hAnsi="Arial" w:cs="Arial"/>
-          <w:kern w:val="0"/>
-          <w:sz w:val="32"/>
-          <w:szCs w:val="32"/>
-          <w:lang w:val="en"/>
-          <w14:ligatures w14:val="none"/>
+        <w:pStyle w:val="Heading2"/>
+        <w:rPr>
+          <w:rFonts w:eastAsia="Arial"/>
+          <w:lang w:val="en"/>
         </w:rPr>
       </w:pPr>
       <w:bookmarkStart w:id="3" w:name="_tds6kihw7gd1" w:colFirst="0" w:colLast="0"/>
@@ -619,22 +607,14 @@
       <w:r>
         <w:rPr>
           <w:rFonts w:ascii="Segoe UI Emoji" w:eastAsia="Arial" w:hAnsi="Segoe UI Emoji" w:cs="Segoe UI Emoji"/>
-          <w:kern w:val="0"/>
-          <w:sz w:val="32"/>
-          <w:szCs w:val="32"/>
-          <w:lang w:val="en"/>
-          <w14:ligatures w14:val="none"/>
+          <w:lang w:val="en"/>
         </w:rPr>
         <w:t>🖥️</w:t>
       </w:r>
       <w:r>
         <w:rPr>
-          <w:rFonts w:ascii="Arial" w:eastAsia="Arial" w:hAnsi="Arial" w:cs="Arial"/>
-          <w:kern w:val="0"/>
-          <w:sz w:val="32"/>
-          <w:szCs w:val="32"/>
-          <w:lang w:val="en"/>
-          <w14:ligatures w14:val="none"/>
+          <w:rFonts w:eastAsia="Arial"/>
+          <w:lang w:val="en"/>
         </w:rPr>
         <w:t xml:space="preserve"> Cable Internet Setup Example</w:t>
       </w:r>
@@ -679,6 +659,7 @@
         </w:rPr>
         <w:t xml:space="preserve">: </w:t>
       </w:r>
+      <w:proofErr w:type="spellStart"/>
       <w:r>
         <w:rPr>
           <w:rFonts w:ascii="Arial" w:eastAsia="Arial" w:hAnsi="Arial" w:cs="Arial"/>
@@ -690,7 +671,21 @@
           <w:lang w:val="en"/>
           <w14:ligatures w14:val="none"/>
         </w:rPr>
-        <w:t>Chatgpt (GPT</w:t>
+        <w:t>Chatgpt</w:t>
+      </w:r>
+      <w:proofErr w:type="spellEnd"/>
+      <w:r>
+        <w:rPr>
+          <w:rFonts w:ascii="Arial" w:eastAsia="Arial" w:hAnsi="Arial" w:cs="Arial"/>
+          <w:b/>
+          <w:kern w:val="0"/>
+          <w:sz w:val="22"/>
+          <w:szCs w:val="22"/>
+          <w:highlight w:val="darkGray"/>
+          <w:lang w:val="en"/>
+          <w14:ligatures w14:val="none"/>
+        </w:rPr>
+        <w:t xml:space="preserve"> (GPT</w:t>
       </w:r>
       <w:r>
         <w:rPr>
@@ -741,6 +736,7 @@
           <w:lang w:val="en"/>
           <w14:ligatures w14:val="none"/>
         </w:rPr>
+        <w:lastRenderedPageBreak/>
         <w:drawing>
           <wp:inline distT="114300" distB="114300" distL="114300" distR="114300" wp14:anchorId="7AEB4566" wp14:editId="2ED2541D">
             <wp:extent cx="5943600" cy="2590800"/>
@@ -1190,15 +1186,10 @@
     </w:p>
     <w:p>
       <w:pPr>
-        <w:spacing w:before="280" w:after="120" w:line="276" w:lineRule="auto"/>
-        <w:outlineLvl w:val="1"/>
-        <w:rPr>
-          <w:rFonts w:ascii="Arial" w:eastAsia="Arial" w:hAnsi="Arial" w:cs="Arial"/>
-          <w:kern w:val="0"/>
-          <w:sz w:val="32"/>
-          <w:szCs w:val="32"/>
-          <w:lang w:val="en"/>
-          <w14:ligatures w14:val="none"/>
+        <w:pStyle w:val="Heading2"/>
+        <w:rPr>
+          <w:rFonts w:eastAsia="Arial"/>
+          <w:lang w:val="en"/>
         </w:rPr>
       </w:pPr>
       <w:bookmarkStart w:id="4" w:name="_dqn6grmx3rp8" w:colFirst="0" w:colLast="0"/>
@@ -1206,22 +1197,14 @@
       <w:r>
         <w:rPr>
           <w:rFonts w:ascii="Segoe UI Emoji" w:eastAsia="Arial" w:hAnsi="Segoe UI Emoji" w:cs="Segoe UI Emoji"/>
-          <w:kern w:val="0"/>
-          <w:sz w:val="32"/>
-          <w:szCs w:val="32"/>
-          <w:lang w:val="en"/>
-          <w14:ligatures w14:val="none"/>
+          <w:lang w:val="en"/>
         </w:rPr>
         <w:t>📶</w:t>
       </w:r>
       <w:r>
         <w:rPr>
-          <w:rFonts w:ascii="Arial" w:eastAsia="Arial" w:hAnsi="Arial" w:cs="Arial"/>
-          <w:kern w:val="0"/>
-          <w:sz w:val="32"/>
-          <w:szCs w:val="32"/>
-          <w:lang w:val="en"/>
-          <w14:ligatures w14:val="none"/>
+          <w:rFonts w:eastAsia="Arial"/>
+          <w:lang w:val="en"/>
         </w:rPr>
         <w:t xml:space="preserve"> Key Features of a Cable Modem</w:t>
       </w:r>
@@ -1266,6 +1249,7 @@
         </w:rPr>
         <w:t xml:space="preserve">: </w:t>
       </w:r>
+      <w:proofErr w:type="spellStart"/>
       <w:r>
         <w:rPr>
           <w:rFonts w:ascii="Arial" w:eastAsia="Arial" w:hAnsi="Arial" w:cs="Arial"/>
@@ -1277,7 +1261,21 @@
           <w:lang w:val="en"/>
           <w14:ligatures w14:val="none"/>
         </w:rPr>
-        <w:t>Chatgpt (GPT</w:t>
+        <w:t>Chatgpt</w:t>
+      </w:r>
+      <w:proofErr w:type="spellEnd"/>
+      <w:r>
+        <w:rPr>
+          <w:rFonts w:ascii="Arial" w:eastAsia="Arial" w:hAnsi="Arial" w:cs="Arial"/>
+          <w:b/>
+          <w:kern w:val="0"/>
+          <w:sz w:val="22"/>
+          <w:szCs w:val="22"/>
+          <w:highlight w:val="darkGray"/>
+          <w:lang w:val="en"/>
+          <w14:ligatures w14:val="none"/>
+        </w:rPr>
+        <w:t xml:space="preserve"> (GPT</w:t>
       </w:r>
       <w:r>
         <w:rPr>
@@ -1328,6 +1326,7 @@
           <w:lang w:val="en"/>
           <w14:ligatures w14:val="none"/>
         </w:rPr>
+        <w:lastRenderedPageBreak/>
         <w:drawing>
           <wp:inline distT="114300" distB="114300" distL="114300" distR="114300" wp14:anchorId="55F1B254" wp14:editId="34531988">
             <wp:extent cx="5943600" cy="1955800"/>
@@ -1909,6 +1908,7 @@
                 <w14:ligatures w14:val="none"/>
               </w:rPr>
             </w:pPr>
+            <w:proofErr w:type="gramStart"/>
             <w:r>
               <w:rPr>
                 <w:rFonts w:ascii="Roboto Mono" w:eastAsia="Roboto Mono" w:hAnsi="Roboto Mono" w:cs="Arial"/>
@@ -1917,7 +1917,18 @@
                 <w:lang w:val="en"/>
                 <w14:ligatures w14:val="none"/>
               </w:rPr>
-              <w:t>Typically lower than download speeds</w:t>
+              <w:t>Typically</w:t>
+            </w:r>
+            <w:proofErr w:type="gramEnd"/>
+            <w:r>
+              <w:rPr>
+                <w:rFonts w:ascii="Roboto Mono" w:eastAsia="Roboto Mono" w:hAnsi="Roboto Mono" w:cs="Arial"/>
+                <w:kern w:val="0"/>
+                <w:szCs w:val="22"/>
+                <w:lang w:val="en"/>
+                <w14:ligatures w14:val="none"/>
+              </w:rPr>
+              <w:t xml:space="preserve"> lower than download speeds</w:t>
             </w:r>
           </w:p>
         </w:tc>
@@ -1950,15 +1961,10 @@
     </w:p>
     <w:p>
       <w:pPr>
-        <w:spacing w:before="280" w:after="120" w:line="276" w:lineRule="auto"/>
-        <w:outlineLvl w:val="1"/>
-        <w:rPr>
-          <w:rFonts w:ascii="Arial" w:eastAsia="Arial" w:hAnsi="Arial" w:cs="Arial"/>
-          <w:kern w:val="0"/>
-          <w:sz w:val="32"/>
-          <w:szCs w:val="32"/>
-          <w:lang w:val="en"/>
-          <w14:ligatures w14:val="none"/>
+        <w:pStyle w:val="Heading2"/>
+        <w:rPr>
+          <w:rFonts w:eastAsia="Arial"/>
+          <w:lang w:val="en"/>
         </w:rPr>
       </w:pPr>
       <w:bookmarkStart w:id="5" w:name="_nvsdnldxjniz" w:colFirst="0" w:colLast="0"/>
@@ -1966,22 +1972,14 @@
       <w:r>
         <w:rPr>
           <w:rFonts w:ascii="Segoe UI Emoji" w:eastAsia="Arial" w:hAnsi="Segoe UI Emoji" w:cs="Segoe UI Emoji"/>
-          <w:kern w:val="0"/>
-          <w:sz w:val="32"/>
-          <w:szCs w:val="32"/>
-          <w:lang w:val="en"/>
-          <w14:ligatures w14:val="none"/>
+          <w:lang w:val="en"/>
         </w:rPr>
         <w:t>📊</w:t>
       </w:r>
       <w:r>
         <w:rPr>
-          <w:rFonts w:ascii="Arial" w:eastAsia="Arial" w:hAnsi="Arial" w:cs="Arial"/>
-          <w:kern w:val="0"/>
-          <w:sz w:val="32"/>
-          <w:szCs w:val="32"/>
-          <w:lang w:val="en"/>
-          <w14:ligatures w14:val="none"/>
+          <w:rFonts w:eastAsia="Arial"/>
+          <w:lang w:val="en"/>
         </w:rPr>
         <w:t xml:space="preserve"> DOCSIS Versions Compared</w:t>
       </w:r>
@@ -2026,6 +2024,7 @@
         </w:rPr>
         <w:t xml:space="preserve">: </w:t>
       </w:r>
+      <w:proofErr w:type="spellStart"/>
       <w:r>
         <w:rPr>
           <w:rFonts w:ascii="Arial" w:eastAsia="Arial" w:hAnsi="Arial" w:cs="Arial"/>
@@ -2037,7 +2036,21 @@
           <w:lang w:val="en"/>
           <w14:ligatures w14:val="none"/>
         </w:rPr>
-        <w:t>Chatgpt (GPT</w:t>
+        <w:t>Chatgpt</w:t>
+      </w:r>
+      <w:proofErr w:type="spellEnd"/>
+      <w:r>
+        <w:rPr>
+          <w:rFonts w:ascii="Arial" w:eastAsia="Arial" w:hAnsi="Arial" w:cs="Arial"/>
+          <w:b/>
+          <w:kern w:val="0"/>
+          <w:sz w:val="22"/>
+          <w:szCs w:val="22"/>
+          <w:highlight w:val="darkGray"/>
+          <w:lang w:val="en"/>
+          <w14:ligatures w14:val="none"/>
+        </w:rPr>
+        <w:t xml:space="preserve"> (GPT</w:t>
       </w:r>
       <w:r>
         <w:rPr>
@@ -2201,6 +2214,7 @@
                 <w:lang w:val="en"/>
                 <w14:ligatures w14:val="none"/>
               </w:rPr>
+              <w:lastRenderedPageBreak/>
               <w:t>DOCSIS Version</w:t>
             </w:r>
           </w:p>
@@ -2920,15 +2934,10 @@
     </w:p>
     <w:p>
       <w:pPr>
-        <w:spacing w:before="280" w:after="120" w:line="276" w:lineRule="auto"/>
-        <w:outlineLvl w:val="1"/>
-        <w:rPr>
-          <w:rFonts w:ascii="Arial" w:eastAsia="Arial" w:hAnsi="Arial" w:cs="Arial"/>
-          <w:kern w:val="0"/>
-          <w:sz w:val="32"/>
-          <w:szCs w:val="32"/>
-          <w:lang w:val="en"/>
-          <w14:ligatures w14:val="none"/>
+        <w:pStyle w:val="Heading2"/>
+        <w:rPr>
+          <w:rFonts w:eastAsia="Arial"/>
+          <w:lang w:val="en"/>
         </w:rPr>
       </w:pPr>
       <w:bookmarkStart w:id="6" w:name="_6wfc1e2g7nqp" w:colFirst="0" w:colLast="0"/>
@@ -2936,22 +2945,14 @@
       <w:r>
         <w:rPr>
           <w:rFonts w:ascii="Segoe UI Emoji" w:eastAsia="Arial" w:hAnsi="Segoe UI Emoji" w:cs="Segoe UI Emoji"/>
-          <w:kern w:val="0"/>
-          <w:sz w:val="32"/>
-          <w:szCs w:val="32"/>
-          <w:lang w:val="en"/>
-          <w14:ligatures w14:val="none"/>
+          <w:lang w:val="en"/>
         </w:rPr>
         <w:t>🆚</w:t>
       </w:r>
       <w:r>
         <w:rPr>
-          <w:rFonts w:ascii="Arial" w:eastAsia="Arial" w:hAnsi="Arial" w:cs="Arial"/>
-          <w:kern w:val="0"/>
-          <w:sz w:val="32"/>
-          <w:szCs w:val="32"/>
-          <w:lang w:val="en"/>
-          <w14:ligatures w14:val="none"/>
+          <w:rFonts w:eastAsia="Arial"/>
+          <w:lang w:val="en"/>
         </w:rPr>
         <w:t xml:space="preserve"> Cable Modem vs DSL Modem</w:t>
       </w:r>
@@ -2996,6 +2997,7 @@
         </w:rPr>
         <w:t xml:space="preserve">: </w:t>
       </w:r>
+      <w:proofErr w:type="spellStart"/>
       <w:r>
         <w:rPr>
           <w:rFonts w:ascii="Arial" w:eastAsia="Arial" w:hAnsi="Arial" w:cs="Arial"/>
@@ -3007,7 +3009,21 @@
           <w:lang w:val="en"/>
           <w14:ligatures w14:val="none"/>
         </w:rPr>
-        <w:t>Chatgpt (GPT</w:t>
+        <w:t>Chatgpt</w:t>
+      </w:r>
+      <w:proofErr w:type="spellEnd"/>
+      <w:r>
+        <w:rPr>
+          <w:rFonts w:ascii="Arial" w:eastAsia="Arial" w:hAnsi="Arial" w:cs="Arial"/>
+          <w:b/>
+          <w:kern w:val="0"/>
+          <w:sz w:val="22"/>
+          <w:szCs w:val="22"/>
+          <w:highlight w:val="darkGray"/>
+          <w:lang w:val="en"/>
+          <w14:ligatures w14:val="none"/>
+        </w:rPr>
+        <w:t xml:space="preserve"> (GPT</w:t>
       </w:r>
       <w:r>
         <w:rPr>
@@ -3782,6 +3798,7 @@
           <w:lang w:val="en"/>
           <w14:ligatures w14:val="none"/>
         </w:rPr>
+        <w:lastRenderedPageBreak/>
         <w:pict w14:anchorId="61DCC32F">
           <v:rect id="_x0000_i1030" style="width:0;height:1.5pt" o:hralign="center" o:hrstd="t" o:hr="t" fillcolor="#a0a0a0" stroked="f"/>
         </w:pict>
@@ -3789,15 +3806,10 @@
     </w:p>
     <w:p>
       <w:pPr>
-        <w:spacing w:before="280" w:after="120" w:line="276" w:lineRule="auto"/>
-        <w:outlineLvl w:val="1"/>
-        <w:rPr>
-          <w:rFonts w:ascii="Arial" w:eastAsia="Arial" w:hAnsi="Arial" w:cs="Arial"/>
-          <w:kern w:val="0"/>
-          <w:sz w:val="32"/>
-          <w:szCs w:val="32"/>
-          <w:lang w:val="en"/>
-          <w14:ligatures w14:val="none"/>
+        <w:pStyle w:val="Heading2"/>
+        <w:rPr>
+          <w:rFonts w:ascii="Arial" w:eastAsia="Arial" w:hAnsi="Arial" w:cs="Arial"/>
+          <w:lang w:val="en"/>
         </w:rPr>
       </w:pPr>
       <w:bookmarkStart w:id="7" w:name="_g2d9g8b1ayzk" w:colFirst="0" w:colLast="0"/>
@@ -3805,22 +3817,14 @@
       <w:r>
         <w:rPr>
           <w:rFonts w:ascii="Segoe UI Emoji" w:eastAsia="Arial Unicode MS" w:hAnsi="Segoe UI Emoji" w:cs="Segoe UI Emoji"/>
-          <w:kern w:val="0"/>
-          <w:sz w:val="32"/>
-          <w:szCs w:val="32"/>
-          <w:lang w:val="en"/>
-          <w14:ligatures w14:val="none"/>
+          <w:lang w:val="en"/>
         </w:rPr>
         <w:t>✅</w:t>
       </w:r>
       <w:r>
         <w:rPr>
-          <w:rFonts w:ascii="Arial Unicode MS" w:eastAsia="Arial Unicode MS" w:hAnsi="Arial Unicode MS" w:cs="Arial Unicode MS"/>
-          <w:kern w:val="0"/>
-          <w:sz w:val="32"/>
-          <w:szCs w:val="32"/>
-          <w:lang w:val="en"/>
-          <w14:ligatures w14:val="none"/>
+          <w:rFonts w:eastAsia="Arial Unicode MS"/>
+          <w:lang w:val="en"/>
         </w:rPr>
         <w:t xml:space="preserve"> Pros</w:t>
       </w:r>
@@ -3862,6 +3866,7 @@
         </w:rPr>
         <w:t xml:space="preserve">: </w:t>
       </w:r>
+      <w:proofErr w:type="spellStart"/>
       <w:r>
         <w:rPr>
           <w:rFonts w:ascii="Arial" w:eastAsia="Arial" w:hAnsi="Arial" w:cs="Arial"/>
@@ -3873,7 +3878,21 @@
           <w:lang w:val="en"/>
           <w14:ligatures w14:val="none"/>
         </w:rPr>
-        <w:t>Chatgpt (GPT</w:t>
+        <w:t>Chatgpt</w:t>
+      </w:r>
+      <w:proofErr w:type="spellEnd"/>
+      <w:r>
+        <w:rPr>
+          <w:rFonts w:ascii="Arial" w:eastAsia="Arial" w:hAnsi="Arial" w:cs="Arial"/>
+          <w:b/>
+          <w:kern w:val="0"/>
+          <w:sz w:val="22"/>
+          <w:szCs w:val="22"/>
+          <w:highlight w:val="darkGray"/>
+          <w:lang w:val="en"/>
+          <w14:ligatures w14:val="none"/>
+        </w:rPr>
+        <w:t xml:space="preserve"> (GPT</w:t>
       </w:r>
       <w:r>
         <w:rPr>
@@ -4117,15 +4136,10 @@
     </w:p>
     <w:p>
       <w:pPr>
-        <w:spacing w:before="280" w:after="120" w:line="276" w:lineRule="auto"/>
-        <w:outlineLvl w:val="1"/>
-        <w:rPr>
-          <w:rFonts w:ascii="Arial" w:eastAsia="Arial" w:hAnsi="Arial" w:cs="Arial"/>
-          <w:kern w:val="0"/>
-          <w:sz w:val="32"/>
-          <w:szCs w:val="32"/>
-          <w:lang w:val="en"/>
-          <w14:ligatures w14:val="none"/>
+        <w:pStyle w:val="Heading2"/>
+        <w:rPr>
+          <w:rFonts w:ascii="Arial" w:eastAsia="Arial" w:hAnsi="Arial" w:cs="Arial"/>
+          <w:lang w:val="en"/>
         </w:rPr>
       </w:pPr>
       <w:bookmarkStart w:id="8" w:name="_czi9b67bcm80" w:colFirst="0" w:colLast="0"/>
@@ -4133,22 +4147,14 @@
       <w:r>
         <w:rPr>
           <w:rFonts w:ascii="Segoe UI Emoji" w:eastAsia="Arial Unicode MS" w:hAnsi="Segoe UI Emoji" w:cs="Segoe UI Emoji"/>
-          <w:kern w:val="0"/>
-          <w:sz w:val="32"/>
-          <w:szCs w:val="32"/>
-          <w:lang w:val="en"/>
-          <w14:ligatures w14:val="none"/>
+          <w:lang w:val="en"/>
         </w:rPr>
         <w:t>❌</w:t>
       </w:r>
       <w:r>
         <w:rPr>
-          <w:rFonts w:ascii="Arial Unicode MS" w:eastAsia="Arial Unicode MS" w:hAnsi="Arial Unicode MS" w:cs="Arial Unicode MS"/>
-          <w:kern w:val="0"/>
-          <w:sz w:val="32"/>
-          <w:szCs w:val="32"/>
-          <w:lang w:val="en"/>
-          <w14:ligatures w14:val="none"/>
+          <w:rFonts w:eastAsia="Arial Unicode MS"/>
+          <w:lang w:val="en"/>
         </w:rPr>
         <w:t xml:space="preserve"> Cons</w:t>
       </w:r>
@@ -4190,6 +4196,7 @@
         </w:rPr>
         <w:t xml:space="preserve">: </w:t>
       </w:r>
+      <w:proofErr w:type="spellStart"/>
       <w:r>
         <w:rPr>
           <w:rFonts w:ascii="Arial" w:eastAsia="Arial" w:hAnsi="Arial" w:cs="Arial"/>
@@ -4201,7 +4208,21 @@
           <w:lang w:val="en"/>
           <w14:ligatures w14:val="none"/>
         </w:rPr>
-        <w:t>Chatgpt (GPT</w:t>
+        <w:t>Chatgpt</w:t>
+      </w:r>
+      <w:proofErr w:type="spellEnd"/>
+      <w:r>
+        <w:rPr>
+          <w:rFonts w:ascii="Arial" w:eastAsia="Arial" w:hAnsi="Arial" w:cs="Arial"/>
+          <w:b/>
+          <w:kern w:val="0"/>
+          <w:sz w:val="22"/>
+          <w:szCs w:val="22"/>
+          <w:highlight w:val="darkGray"/>
+          <w:lang w:val="en"/>
+          <w14:ligatures w14:val="none"/>
+        </w:rPr>
+        <w:t xml:space="preserve"> (GPT</w:t>
       </w:r>
       <w:r>
         <w:rPr>
@@ -5154,7 +5175,6 @@
     <w:next w:val="Normal"/>
     <w:link w:val="Heading2Char"/>
     <w:uiPriority w:val="9"/>
-    <w:semiHidden/>
     <w:unhideWhenUsed/>
     <w:qFormat/>
     <w:rsid w:val="0096648D"/>
@@ -5371,7 +5391,6 @@
     <w:basedOn w:val="DefaultParagraphFont"/>
     <w:link w:val="Heading2"/>
     <w:uiPriority w:val="9"/>
-    <w:semiHidden/>
     <w:rsid w:val="0096648D"/>
     <w:rPr>
       <w:rFonts w:asciiTheme="majorHAnsi" w:eastAsiaTheme="majorEastAsia" w:hAnsiTheme="majorHAnsi" w:cstheme="majorBidi"/>
